--- a/qcoder-web-autotest-agent/docs/case-docs/测试报告-INTL-REAL-20260821-195846.docx
+++ b/qcoder-web-autotest-agent/docs/case-docs/测试报告-INTL-REAL-20260821-195846.docx
@@ -2,6 +2,46 @@
 <file path=word/document.xml><?xml version="1.0" encoding="utf-8"?>
 <w:document xmlns:wpc="http://schemas.microsoft.com/office/word/2010/wordprocessingCanvas" xmlns:mo="http://schemas.microsoft.com/office/mac/office/2008/main" xmlns:mc="http://schemas.openxmlformats.org/markup-compatibility/2006" xmlns:mv="urn:schemas-microsoft-com:mac:vml" xmlns:o="urn:schemas-microsoft-com:office:office" xmlns:r="http://schemas.openxmlformats.org/officeDocument/2006/relationships" xmlns:m="http://schemas.openxmlformats.org/officeDocument/2006/math" xmlns:v="urn:schemas-microsoft-com:vml" xmlns:wp14="http://schemas.microsoft.com/office/word/2010/wordprocessingDrawing" xmlns:wp="http://schemas.openxmlformats.org/drawingml/2006/wordprocessingDrawing" xmlns:w10="urn:schemas-microsoft-com:office:word" xmlns:w="http://schemas.openxmlformats.org/wordprocessingml/2006/main" xmlns:w14="http://schemas.microsoft.com/office/word/2010/wordml" xmlns:wpg="http://schemas.microsoft.com/office/word/2010/wordprocessingGroup" xmlns:wpi="http://schemas.microsoft.com/office/word/2010/wordprocessingInk" xmlns:wne="http://schemas.microsoft.com/office/word/2006/wordml" xmlns:wps="http://schemas.microsoft.com/office/word/2010/wordprocessingShape" mc:Ignorable="w14 wp14">
   <w:body>
+    <w:p xmlns:w="http://schemas.openxmlformats.org/wordprocessingml/2006/main">
+      <w:pPr>
+        <w:jc w:val="left"/>
+      </w:pPr>
+      <w:r>
+        <w:drawing>
+          <wp:inline xmlns:wp="http://schemas.openxmlformats.org/drawingml/2006/wordprocessingDrawing" distT="0" distB="0" distL="114300" distR="114300">
+            <wp:extent cx="1447800" cy="466725"/>
+            <wp:effectExtent l="0" t="0" r="0" b="0"/>
+            <wp:docPr id="901" name="Picture 901" descr="FiberHome"/>
+            <wp:cNvGraphicFramePr/>
+            <a:graphic xmlns:a="http://schemas.openxmlformats.org/drawingml/2006/main">
+              <a:graphicData uri="http://schemas.openxmlformats.org/drawingml/2006/picture">
+                <pic:pic xmlns:pic="http://schemas.openxmlformats.org/drawingml/2006/picture">
+                  <pic:nvPicPr>
+                    <pic:cNvPr id="901" name="fiberhome_logo.png"/>
+                    <pic:cNvPicPr/>
+                  </pic:nvPicPr>
+                  <pic:blipFill>
+                    <a:blip xmlns:r="http://schemas.openxmlformats.org/officeDocument/2006/relationships" r:embed="rId30"/>
+                    <a:stretch>
+                      <a:fillRect/>
+                    </a:stretch>
+                  </pic:blipFill>
+                  <pic:spPr>
+                    <a:xfrm>
+                      <a:off x="0" y="0"/>
+                      <a:ext cx="1447800" cy="466725"/>
+                    </a:xfrm>
+                    <a:prstGeom prst="rect">
+                      <a:avLst/>
+                    </a:prstGeom>
+                  </pic:spPr>
+                </pic:pic>
+              </a:graphicData>
+            </a:graphic>
+          </wp:inline>
+        </w:drawing>
+      </w:r>
+    </w:p>
     <w:p/>
     <w:p/>
     <w:p>
@@ -12891,6 +12931,7 @@
       </w:r>
     </w:p>
     <w:sectPr>
+      <w:headerReference r:id="rId31" w:type="default"/>
       <w:pgSz w:w="12240" w:h="15840"/>
       <w:pgMar w:top="1440" w:right="1800" w:bottom="1440" w:left="1800" w:header="720" w:footer="720" w:gutter="0"/>
       <w:cols w:space="720"/>
@@ -12898,6 +12939,23 @@
     </w:sectPr>
   </w:body>
 </w:document>
+</file>
+
+<file path=word/headerBrand1.xml><?xml version="1.0" encoding="utf-8"?>
+<w:hdr xmlns:w="http://schemas.openxmlformats.org/wordprocessingml/2006/main">
+  <w:p>
+    <w:pPr>
+      <w:jc w:val="right"/>
+    </w:pPr>
+    <w:r>
+      <w:rPr>
+        <w:rFonts w:ascii="黑体" w:hAnsi="黑体" w:eastAsia="黑体"/>
+        <w:sz w:val="18"/>
+      </w:rPr>
+      <w:t xml:space="preserve">FH/SDVCSBG/X.XXX.XXX（XXXXXX）/RB</w:t>
+    </w:r>
+  </w:p>
+</w:hdr>
 </file>
 
 <file path=word/numbering.xml><?xml version="1.0" encoding="utf-8"?>
